--- a/opd/отчеты/Лаба2_3.docx
+++ b/opd/отчеты/Лаба2_3.docx
@@ -11141,7 +11141,6 @@
           <w:rFonts w:ascii="Times New Roman" w:hAnsi="Times New Roman" w:cs="Times New Roman"/>
           <w:sz w:val="24"/>
           <w:szCs w:val="24"/>
-          <w:lang w:val="en-US"/>
         </w:rPr>
       </w:pPr>
       <w:r>
@@ -11269,15 +11268,7 @@
           <w:sz w:val="24"/>
           <w:szCs w:val="24"/>
         </w:rPr>
-        <w:t>0</w:t>
-      </w:r>
-      <w:r>
-        <w:rPr>
-          <w:rFonts w:ascii="Times New Roman" w:hAnsi="Times New Roman" w:cs="Times New Roman"/>
-          <w:sz w:val="24"/>
-          <w:szCs w:val="24"/>
-        </w:rPr>
-        <w:t>(</w:t>
+        <w:t>0(</w:t>
       </w:r>
       <w:proofErr w:type="spellStart"/>
       <w:r>
@@ -11404,24 +11395,23 @@
           <w:rFonts w:ascii="Times New Roman" w:hAnsi="Times New Roman" w:cs="Times New Roman"/>
           <w:sz w:val="24"/>
           <w:szCs w:val="24"/>
+        </w:rPr>
+      </w:pPr>
+      <w:r>
+        <w:rPr>
+          <w:rFonts w:ascii="Times New Roman" w:hAnsi="Times New Roman" w:cs="Times New Roman"/>
+          <w:sz w:val="24"/>
+          <w:szCs w:val="24"/>
+        </w:rPr>
+        <w:t>0</w:t>
+      </w:r>
+      <w:r>
+        <w:rPr>
+          <w:rFonts w:ascii="Times New Roman" w:hAnsi="Times New Roman" w:cs="Times New Roman"/>
+          <w:sz w:val="24"/>
+          <w:szCs w:val="24"/>
           <w:lang w:val="en-US"/>
         </w:rPr>
-      </w:pPr>
-      <w:r>
-        <w:rPr>
-          <w:rFonts w:ascii="Times New Roman" w:hAnsi="Times New Roman" w:cs="Times New Roman"/>
-          <w:sz w:val="24"/>
-          <w:szCs w:val="24"/>
-        </w:rPr>
-        <w:t>0</w:t>
-      </w:r>
-      <w:r>
-        <w:rPr>
-          <w:rFonts w:ascii="Times New Roman" w:hAnsi="Times New Roman" w:cs="Times New Roman"/>
-          <w:sz w:val="24"/>
-          <w:szCs w:val="24"/>
-          <w:lang w:val="en-US"/>
-        </w:rPr>
         <w:t>x</w:t>
       </w:r>
       <w:r>
@@ -11461,7 +11451,6 @@
           <w:rFonts w:ascii="Times New Roman" w:hAnsi="Times New Roman" w:cs="Times New Roman"/>
           <w:sz w:val="24"/>
           <w:szCs w:val="24"/>
-          <w:lang w:val="en-US"/>
         </w:rPr>
         <w:t xml:space="preserve"> </w:t>
       </w:r>
@@ -11520,25 +11509,24 @@
           <w:rFonts w:ascii="Times New Roman" w:hAnsi="Times New Roman" w:cs="Times New Roman"/>
           <w:sz w:val="24"/>
           <w:szCs w:val="24"/>
+        </w:rPr>
+      </w:pPr>
+      <w:r>
+        <w:rPr>
+          <w:rFonts w:ascii="Times New Roman" w:hAnsi="Times New Roman" w:cs="Times New Roman"/>
+          <w:sz w:val="24"/>
+          <w:szCs w:val="24"/>
+        </w:rPr>
+        <w:t>0</w:t>
+      </w:r>
+      <w:proofErr w:type="spellStart"/>
+      <w:r>
+        <w:rPr>
+          <w:rFonts w:ascii="Times New Roman" w:hAnsi="Times New Roman" w:cs="Times New Roman"/>
+          <w:sz w:val="24"/>
+          <w:szCs w:val="24"/>
           <w:lang w:val="en-US"/>
         </w:rPr>
-      </w:pPr>
-      <w:r>
-        <w:rPr>
-          <w:rFonts w:ascii="Times New Roman" w:hAnsi="Times New Roman" w:cs="Times New Roman"/>
-          <w:sz w:val="24"/>
-          <w:szCs w:val="24"/>
-        </w:rPr>
-        <w:t>0</w:t>
-      </w:r>
-      <w:proofErr w:type="spellStart"/>
-      <w:r>
-        <w:rPr>
-          <w:rFonts w:ascii="Times New Roman" w:hAnsi="Times New Roman" w:cs="Times New Roman"/>
-          <w:sz w:val="24"/>
-          <w:szCs w:val="24"/>
-          <w:lang w:val="en-US"/>
-        </w:rPr>
         <w:t>xB</w:t>
       </w:r>
       <w:proofErr w:type="spellEnd"/>
@@ -11563,7 +11551,6 @@
           <w:rFonts w:ascii="Times New Roman" w:hAnsi="Times New Roman" w:cs="Times New Roman"/>
           <w:sz w:val="24"/>
           <w:szCs w:val="24"/>
-          <w:lang w:val="en-US"/>
         </w:rPr>
         <w:t xml:space="preserve"> </w:t>
       </w:r>
@@ -11613,16 +11600,14 @@
         </w:rPr>
         <w:t xml:space="preserve"> – прямая со </w:t>
       </w:r>
-      <w:proofErr w:type="gramStart"/>
-      <w:r>
-        <w:rPr>
-          <w:rFonts w:ascii="Times New Roman" w:hAnsi="Times New Roman" w:cs="Times New Roman"/>
-          <w:sz w:val="24"/>
-          <w:szCs w:val="24"/>
-        </w:rPr>
-        <w:t>смещением  (</w:t>
-      </w:r>
-      <w:proofErr w:type="gramEnd"/>
+      <w:r>
+        <w:rPr>
+          <w:rFonts w:ascii="Times New Roman" w:hAnsi="Times New Roman" w:cs="Times New Roman"/>
+          <w:sz w:val="24"/>
+          <w:szCs w:val="24"/>
+        </w:rPr>
+        <w:t>смещением (</w:t>
+      </w:r>
       <w:r>
         <w:rPr>
           <w:rFonts w:ascii="Times New Roman" w:hAnsi="Times New Roman" w:cs="Times New Roman"/>
@@ -11782,36 +11767,37 @@
     <w:tbl>
       <w:tblPr>
         <w:tblStyle w:val="a4"/>
-        <w:tblW w:w="0" w:type="auto"/>
+        <w:tblW w:w="9923" w:type="dxa"/>
+        <w:tblInd w:w="-289" w:type="dxa"/>
         <w:tblLook w:val="04A0" w:firstRow="1" w:lastRow="0" w:firstColumn="1" w:lastColumn="0" w:noHBand="0" w:noVBand="1"/>
       </w:tblPr>
       <w:tblGrid>
-        <w:gridCol w:w="846"/>
-        <w:gridCol w:w="2268"/>
-        <w:gridCol w:w="2492"/>
-        <w:gridCol w:w="1869"/>
-        <w:gridCol w:w="1869"/>
+        <w:gridCol w:w="763"/>
+        <w:gridCol w:w="2067"/>
+        <w:gridCol w:w="2468"/>
+        <w:gridCol w:w="1860"/>
+        <w:gridCol w:w="2765"/>
       </w:tblGrid>
       <w:tr>
         <w:tc>
           <w:tcPr>
-            <w:tcW w:w="846" w:type="dxa"/>
-          </w:tcPr>
-          <w:p>
-            <w:pPr>
-              <w:spacing w:line="300" w:lineRule="auto"/>
-              <w:jc w:val="both"/>
-              <w:rPr>
-                <w:rFonts w:ascii="Times New Roman" w:hAnsi="Times New Roman" w:cs="Times New Roman"/>
-                <w:sz w:val="24"/>
-                <w:szCs w:val="24"/>
-              </w:rPr>
-            </w:pPr>
-          </w:p>
-        </w:tc>
-        <w:tc>
-          <w:tcPr>
-            <w:tcW w:w="2268" w:type="dxa"/>
+            <w:tcW w:w="763" w:type="dxa"/>
+          </w:tcPr>
+          <w:p>
+            <w:pPr>
+              <w:spacing w:line="300" w:lineRule="auto"/>
+              <w:jc w:val="both"/>
+              <w:rPr>
+                <w:rFonts w:ascii="Times New Roman" w:hAnsi="Times New Roman" w:cs="Times New Roman"/>
+                <w:sz w:val="24"/>
+                <w:szCs w:val="24"/>
+              </w:rPr>
+            </w:pPr>
+          </w:p>
+        </w:tc>
+        <w:tc>
+          <w:tcPr>
+            <w:tcW w:w="2067" w:type="dxa"/>
           </w:tcPr>
           <w:p>
             <w:pPr>
@@ -11837,7 +11823,7 @@
         </w:tc>
         <w:tc>
           <w:tcPr>
-            <w:tcW w:w="2492" w:type="dxa"/>
+            <w:tcW w:w="2468" w:type="dxa"/>
           </w:tcPr>
           <w:p>
             <w:pPr>
@@ -11863,7 +11849,7 @@
         </w:tc>
         <w:tc>
           <w:tcPr>
-            <w:tcW w:w="1869" w:type="dxa"/>
+            <w:tcW w:w="1860" w:type="dxa"/>
           </w:tcPr>
           <w:p>
             <w:pPr>
@@ -11889,7 +11875,7 @@
         </w:tc>
         <w:tc>
           <w:tcPr>
-            <w:tcW w:w="1869" w:type="dxa"/>
+            <w:tcW w:w="2765" w:type="dxa"/>
           </w:tcPr>
           <w:p>
             <w:pPr>
@@ -11917,7 +11903,7 @@
       <w:tr>
         <w:tc>
           <w:tcPr>
-            <w:tcW w:w="846" w:type="dxa"/>
+            <w:tcW w:w="763" w:type="dxa"/>
           </w:tcPr>
           <w:p>
             <w:pPr>
@@ -11943,7 +11929,7 @@
         </w:tc>
         <w:tc>
           <w:tcPr>
-            <w:tcW w:w="2268" w:type="dxa"/>
+            <w:tcW w:w="2067" w:type="dxa"/>
           </w:tcPr>
           <w:p>
             <w:pPr>
@@ -12044,47 +12030,44 @@
         </w:tc>
         <w:tc>
           <w:tcPr>
-            <w:tcW w:w="2492" w:type="dxa"/>
-          </w:tcPr>
-          <w:p>
-            <w:pPr>
-              <w:spacing w:line="300" w:lineRule="auto"/>
-              <w:jc w:val="both"/>
-              <w:rPr>
-                <w:rFonts w:ascii="Times New Roman" w:hAnsi="Times New Roman" w:cs="Times New Roman"/>
-                <w:sz w:val="24"/>
-                <w:szCs w:val="24"/>
-                <w:lang w:val="en-US"/>
-              </w:rPr>
-            </w:pPr>
-            <w:r>
-              <w:rPr>
-                <w:rFonts w:ascii="Times New Roman" w:hAnsi="Times New Roman" w:cs="Times New Roman"/>
-                <w:sz w:val="24"/>
-                <w:szCs w:val="24"/>
-                <w:lang w:val="en-US"/>
-              </w:rPr>
-              <w:t>STX_CR (</w:t>
-            </w:r>
-            <w:proofErr w:type="gramStart"/>
-            <w:r>
-              <w:rPr>
-                <w:rFonts w:ascii="Times New Roman" w:hAnsi="Times New Roman" w:cs="Times New Roman"/>
-                <w:sz w:val="24"/>
-                <w:szCs w:val="24"/>
-                <w:lang w:val="en-US"/>
-              </w:rPr>
-              <w:t>0..</w:t>
-            </w:r>
-            <w:proofErr w:type="gramEnd"/>
-            <w:r>
-              <w:rPr>
-                <w:rFonts w:ascii="Times New Roman" w:hAnsi="Times New Roman" w:cs="Times New Roman"/>
-                <w:sz w:val="24"/>
-                <w:szCs w:val="24"/>
-                <w:lang w:val="en-US"/>
-              </w:rPr>
-              <w:t>7) -&gt; BR</w:t>
+            <w:tcW w:w="2468" w:type="dxa"/>
+          </w:tcPr>
+          <w:p>
+            <w:pPr>
+              <w:spacing w:line="300" w:lineRule="auto"/>
+              <w:jc w:val="both"/>
+              <w:rPr>
+                <w:rFonts w:ascii="Times New Roman" w:hAnsi="Times New Roman" w:cs="Times New Roman"/>
+                <w:sz w:val="24"/>
+                <w:szCs w:val="24"/>
+                <w:lang w:val="en-US"/>
+              </w:rPr>
+            </w:pPr>
+            <w:r>
+              <w:rPr>
+                <w:rFonts w:ascii="Times New Roman" w:hAnsi="Times New Roman" w:cs="Times New Roman"/>
+                <w:sz w:val="24"/>
+                <w:szCs w:val="24"/>
+                <w:lang w:val="en-US"/>
+              </w:rPr>
+              <w:t>STX_CR (0.</w:t>
+            </w:r>
+            <w:r>
+              <w:rPr>
+                <w:rFonts w:ascii="Times New Roman" w:hAnsi="Times New Roman" w:cs="Times New Roman"/>
+                <w:sz w:val="24"/>
+                <w:szCs w:val="24"/>
+              </w:rPr>
+              <w:t>.</w:t>
+            </w:r>
+            <w:r>
+              <w:rPr>
+                <w:rFonts w:ascii="Times New Roman" w:hAnsi="Times New Roman" w:cs="Times New Roman"/>
+                <w:sz w:val="24"/>
+                <w:szCs w:val="24"/>
+                <w:lang w:val="en-US"/>
+              </w:rPr>
+              <w:t>.7) -&gt; BR</w:t>
             </w:r>
           </w:p>
           <w:p>
@@ -12114,56 +12097,149 @@
         </w:tc>
         <w:tc>
           <w:tcPr>
-            <w:tcW w:w="1869" w:type="dxa"/>
-          </w:tcPr>
-          <w:p>
-            <w:pPr>
-              <w:spacing w:line="300" w:lineRule="auto"/>
-              <w:jc w:val="both"/>
-              <w:rPr>
-                <w:rFonts w:ascii="Times New Roman" w:hAnsi="Times New Roman" w:cs="Times New Roman"/>
-                <w:sz w:val="24"/>
-                <w:szCs w:val="24"/>
-                <w:lang w:val="en-US"/>
-              </w:rPr>
-            </w:pPr>
-          </w:p>
-          <w:p>
-            <w:pPr>
-              <w:spacing w:line="300" w:lineRule="auto"/>
-              <w:jc w:val="both"/>
-              <w:rPr>
-                <w:rFonts w:ascii="Times New Roman" w:hAnsi="Times New Roman" w:cs="Times New Roman"/>
-                <w:sz w:val="24"/>
-                <w:szCs w:val="24"/>
-                <w:lang w:val="en-US"/>
-              </w:rPr>
-            </w:pPr>
-          </w:p>
-        </w:tc>
-        <w:tc>
-          <w:tcPr>
-            <w:tcW w:w="1869" w:type="dxa"/>
-          </w:tcPr>
-          <w:p>
-            <w:pPr>
-              <w:spacing w:line="300" w:lineRule="auto"/>
-              <w:jc w:val="both"/>
-              <w:rPr>
-                <w:rFonts w:ascii="Times New Roman" w:hAnsi="Times New Roman" w:cs="Times New Roman"/>
-                <w:sz w:val="24"/>
-                <w:szCs w:val="24"/>
-                <w:lang w:val="en-US"/>
-              </w:rPr>
-            </w:pPr>
-            <w:r>
-              <w:rPr>
-                <w:rFonts w:ascii="Times New Roman" w:hAnsi="Times New Roman" w:cs="Times New Roman"/>
-                <w:sz w:val="24"/>
-                <w:szCs w:val="24"/>
-                <w:lang w:val="en-US"/>
-              </w:rPr>
-              <w:t>AC-DR-&gt;</w:t>
+            <w:tcW w:w="1860" w:type="dxa"/>
+          </w:tcPr>
+          <w:p>
+            <w:pPr>
+              <w:spacing w:line="300" w:lineRule="auto"/>
+              <w:jc w:val="both"/>
+              <w:rPr>
+                <w:rFonts w:ascii="Times New Roman" w:hAnsi="Times New Roman" w:cs="Times New Roman"/>
+                <w:sz w:val="24"/>
+                <w:szCs w:val="24"/>
+                <w:lang w:val="en-US"/>
+              </w:rPr>
+            </w:pPr>
+            <w:r>
+              <w:rPr>
+                <w:rFonts w:ascii="Times New Roman" w:hAnsi="Times New Roman" w:cs="Times New Roman"/>
+                <w:sz w:val="24"/>
+                <w:szCs w:val="24"/>
+                <w:lang w:val="en-US"/>
+              </w:rPr>
+              <w:t>-</w:t>
+            </w:r>
+          </w:p>
+          <w:p>
+            <w:pPr>
+              <w:spacing w:line="300" w:lineRule="auto"/>
+              <w:jc w:val="both"/>
+              <w:rPr>
+                <w:rFonts w:ascii="Times New Roman" w:hAnsi="Times New Roman" w:cs="Times New Roman"/>
+                <w:sz w:val="24"/>
+                <w:szCs w:val="24"/>
+                <w:lang w:val="en-US"/>
+              </w:rPr>
+            </w:pPr>
+          </w:p>
+        </w:tc>
+        <w:tc>
+          <w:tcPr>
+            <w:tcW w:w="2765" w:type="dxa"/>
+          </w:tcPr>
+          <w:p>
+            <w:pPr>
+              <w:spacing w:line="300" w:lineRule="auto"/>
+              <w:jc w:val="both"/>
+              <w:rPr>
+                <w:rFonts w:ascii="Times New Roman" w:hAnsi="Times New Roman" w:cs="Times New Roman"/>
+                <w:sz w:val="24"/>
+                <w:szCs w:val="24"/>
+              </w:rPr>
+            </w:pPr>
+            <w:r>
+              <w:rPr>
+                <w:rFonts w:ascii="Times New Roman" w:hAnsi="Times New Roman" w:cs="Times New Roman"/>
+                <w:sz w:val="24"/>
+                <w:szCs w:val="24"/>
+                <w:lang w:val="en-US"/>
+              </w:rPr>
+              <w:t>AC-DR</w:t>
+            </w:r>
+            <w:r>
+              <w:rPr>
+                <w:rFonts w:ascii="Times New Roman" w:hAnsi="Times New Roman" w:cs="Times New Roman"/>
+                <w:sz w:val="24"/>
+                <w:szCs w:val="24"/>
+              </w:rPr>
+              <w:t xml:space="preserve"> </w:t>
+            </w:r>
+            <w:r>
+              <w:rPr>
+                <w:rFonts w:ascii="Times New Roman" w:hAnsi="Times New Roman" w:cs="Times New Roman"/>
+                <w:sz w:val="24"/>
+                <w:szCs w:val="24"/>
+                <w:lang w:val="en-US"/>
+              </w:rPr>
+              <w:t>-&gt;</w:t>
+            </w:r>
+            <w:r>
+              <w:rPr>
+                <w:rFonts w:ascii="Times New Roman" w:hAnsi="Times New Roman" w:cs="Times New Roman"/>
+                <w:sz w:val="24"/>
+                <w:szCs w:val="24"/>
+              </w:rPr>
+              <w:t xml:space="preserve"> </w:t>
+            </w:r>
+            <w:r>
+              <w:rPr>
+                <w:rFonts w:ascii="Times New Roman" w:hAnsi="Times New Roman" w:cs="Times New Roman"/>
+                <w:sz w:val="24"/>
+                <w:szCs w:val="24"/>
+                <w:lang w:val="en-US"/>
+              </w:rPr>
+              <w:t>N,</w:t>
+            </w:r>
+            <w:r>
+              <w:rPr>
+                <w:rFonts w:ascii="Times New Roman" w:hAnsi="Times New Roman" w:cs="Times New Roman"/>
+                <w:sz w:val="24"/>
+                <w:szCs w:val="24"/>
+              </w:rPr>
+              <w:t xml:space="preserve"> </w:t>
+            </w:r>
+            <w:r>
+              <w:rPr>
+                <w:rFonts w:ascii="Times New Roman" w:hAnsi="Times New Roman" w:cs="Times New Roman"/>
+                <w:sz w:val="24"/>
+                <w:szCs w:val="24"/>
+                <w:lang w:val="en-US"/>
+              </w:rPr>
+              <w:t>Z,</w:t>
+            </w:r>
+            <w:r>
+              <w:rPr>
+                <w:rFonts w:ascii="Times New Roman" w:hAnsi="Times New Roman" w:cs="Times New Roman"/>
+                <w:sz w:val="24"/>
+                <w:szCs w:val="24"/>
+              </w:rPr>
+              <w:t xml:space="preserve"> </w:t>
+            </w:r>
+            <w:r>
+              <w:rPr>
+                <w:rFonts w:ascii="Times New Roman" w:hAnsi="Times New Roman" w:cs="Times New Roman"/>
+                <w:sz w:val="24"/>
+                <w:szCs w:val="24"/>
+                <w:lang w:val="en-US"/>
+              </w:rPr>
+              <w:t>V,</w:t>
+            </w:r>
+            <w:r>
+              <w:rPr>
+                <w:rFonts w:ascii="Times New Roman" w:hAnsi="Times New Roman" w:cs="Times New Roman"/>
+                <w:sz w:val="24"/>
+                <w:szCs w:val="24"/>
+              </w:rPr>
+              <w:t xml:space="preserve"> </w:t>
+            </w:r>
+            <w:r>
+              <w:rPr>
+                <w:rFonts w:ascii="Times New Roman" w:hAnsi="Times New Roman" w:cs="Times New Roman"/>
+                <w:sz w:val="24"/>
+                <w:szCs w:val="24"/>
+                <w:lang w:val="en-US"/>
+              </w:rPr>
+              <w:t>C</w:t>
             </w:r>
           </w:p>
         </w:tc>
@@ -12171,7 +12247,7 @@
       <w:tr>
         <w:tc>
           <w:tcPr>
-            <w:tcW w:w="846" w:type="dxa"/>
+            <w:tcW w:w="763" w:type="dxa"/>
           </w:tcPr>
           <w:p>
             <w:pPr>
@@ -12196,10 +12272,40 @@
             </w:r>
             <w:proofErr w:type="spellEnd"/>
           </w:p>
-        </w:tc>
-        <w:tc>
-          <w:tcPr>
-            <w:tcW w:w="2268" w:type="dxa"/>
+          <w:p>
+            <w:pPr>
+              <w:rPr>
+                <w:rFonts w:ascii="Times New Roman" w:hAnsi="Times New Roman" w:cs="Times New Roman"/>
+                <w:sz w:val="24"/>
+                <w:szCs w:val="24"/>
+                <w:lang w:val="en-US"/>
+              </w:rPr>
+            </w:pPr>
+          </w:p>
+          <w:p>
+            <w:pPr>
+              <w:rPr>
+                <w:rFonts w:ascii="Times New Roman" w:hAnsi="Times New Roman" w:cs="Times New Roman"/>
+                <w:sz w:val="24"/>
+                <w:szCs w:val="24"/>
+                <w:lang w:val="en-US"/>
+              </w:rPr>
+            </w:pPr>
+          </w:p>
+          <w:p>
+            <w:pPr>
+              <w:rPr>
+                <w:rFonts w:ascii="Times New Roman" w:hAnsi="Times New Roman" w:cs="Times New Roman"/>
+                <w:sz w:val="24"/>
+                <w:szCs w:val="24"/>
+                <w:lang w:val="en-US"/>
+              </w:rPr>
+            </w:pPr>
+          </w:p>
+        </w:tc>
+        <w:tc>
+          <w:tcPr>
+            <w:tcW w:w="2067" w:type="dxa"/>
           </w:tcPr>
           <w:p>
             <w:pPr>
@@ -12299,39 +12405,37 @@
         </w:tc>
         <w:tc>
           <w:tcPr>
-            <w:tcW w:w="2492" w:type="dxa"/>
-          </w:tcPr>
-          <w:p>
-            <w:pPr>
-              <w:spacing w:line="300" w:lineRule="auto"/>
-              <w:jc w:val="both"/>
-              <w:rPr>
-                <w:rFonts w:ascii="Times New Roman" w:hAnsi="Times New Roman" w:cs="Times New Roman"/>
-                <w:sz w:val="24"/>
-                <w:szCs w:val="24"/>
-                <w:lang w:val="en-US"/>
-              </w:rPr>
-            </w:pPr>
-            <w:r>
-              <w:rPr>
-                <w:rFonts w:ascii="Times New Roman" w:hAnsi="Times New Roman" w:cs="Times New Roman"/>
-                <w:sz w:val="24"/>
-                <w:szCs w:val="24"/>
-                <w:lang w:val="en-US"/>
-              </w:rPr>
-              <w:t>STX_CR (</w:t>
-            </w:r>
-            <w:proofErr w:type="gramStart"/>
-            <w:r>
-              <w:rPr>
-                <w:rFonts w:ascii="Times New Roman" w:hAnsi="Times New Roman" w:cs="Times New Roman"/>
-                <w:sz w:val="24"/>
-                <w:szCs w:val="24"/>
-                <w:lang w:val="en-US"/>
-              </w:rPr>
-              <w:t>0..</w:t>
-            </w:r>
-            <w:proofErr w:type="gramEnd"/>
+            <w:tcW w:w="2468" w:type="dxa"/>
+          </w:tcPr>
+          <w:p>
+            <w:pPr>
+              <w:spacing w:line="300" w:lineRule="auto"/>
+              <w:jc w:val="both"/>
+              <w:rPr>
+                <w:rFonts w:ascii="Times New Roman" w:hAnsi="Times New Roman" w:cs="Times New Roman"/>
+                <w:sz w:val="24"/>
+                <w:szCs w:val="24"/>
+                <w:lang w:val="en-US"/>
+              </w:rPr>
+            </w:pPr>
+            <w:r>
+              <w:rPr>
+                <w:rFonts w:ascii="Times New Roman" w:hAnsi="Times New Roman" w:cs="Times New Roman"/>
+                <w:sz w:val="24"/>
+                <w:szCs w:val="24"/>
+                <w:lang w:val="en-US"/>
+              </w:rPr>
+              <w:t>STX_CR (0</w:t>
+            </w:r>
+            <w:r>
+              <w:rPr>
+                <w:rFonts w:ascii="Times New Roman" w:hAnsi="Times New Roman" w:cs="Times New Roman"/>
+                <w:sz w:val="24"/>
+                <w:szCs w:val="24"/>
+                <w:lang w:val="en-US"/>
+              </w:rPr>
+              <w:t>…</w:t>
+            </w:r>
             <w:r>
               <w:rPr>
                 <w:rFonts w:ascii="Times New Roman" w:hAnsi="Times New Roman" w:cs="Times New Roman"/>
@@ -12360,7 +12464,101 @@
                 <w:szCs w:val="24"/>
                 <w:lang w:val="en-US"/>
               </w:rPr>
-              <w:t xml:space="preserve">IP + BR </w:t>
+              <w:t xml:space="preserve">IP + BR -&gt; </w:t>
+            </w:r>
+            <w:r>
+              <w:rPr>
+                <w:rFonts w:ascii="Times New Roman" w:hAnsi="Times New Roman" w:cs="Times New Roman"/>
+                <w:sz w:val="24"/>
+                <w:szCs w:val="24"/>
+                <w:lang w:val="en-US"/>
+              </w:rPr>
+              <w:t>DR</w:t>
+            </w:r>
+          </w:p>
+          <w:p>
+            <w:pPr>
+              <w:spacing w:line="300" w:lineRule="auto"/>
+              <w:jc w:val="both"/>
+              <w:rPr>
+                <w:rFonts w:ascii="Times New Roman" w:hAnsi="Times New Roman" w:cs="Times New Roman"/>
+                <w:sz w:val="24"/>
+                <w:szCs w:val="24"/>
+                <w:lang w:val="en-US"/>
+              </w:rPr>
+            </w:pPr>
+            <w:r>
+              <w:rPr>
+                <w:rFonts w:ascii="Times New Roman" w:hAnsi="Times New Roman" w:cs="Times New Roman"/>
+                <w:sz w:val="24"/>
+                <w:szCs w:val="24"/>
+                <w:lang w:val="en-US"/>
+              </w:rPr>
+              <w:t xml:space="preserve">   </w:t>
+            </w:r>
+          </w:p>
+          <w:p>
+            <w:pPr>
+              <w:spacing w:line="300" w:lineRule="auto"/>
+              <w:jc w:val="both"/>
+              <w:rPr>
+                <w:rFonts w:ascii="Times New Roman" w:hAnsi="Times New Roman" w:cs="Times New Roman"/>
+                <w:sz w:val="24"/>
+                <w:szCs w:val="24"/>
+                <w:lang w:val="en-US"/>
+              </w:rPr>
+            </w:pPr>
+          </w:p>
+        </w:tc>
+        <w:tc>
+          <w:tcPr>
+            <w:tcW w:w="1860" w:type="dxa"/>
+          </w:tcPr>
+          <w:p>
+            <w:pPr>
+              <w:spacing w:line="300" w:lineRule="auto"/>
+              <w:jc w:val="both"/>
+              <w:rPr>
+                <w:rFonts w:ascii="Times New Roman" w:hAnsi="Times New Roman" w:cs="Times New Roman"/>
+                <w:sz w:val="24"/>
+                <w:szCs w:val="24"/>
+                <w:lang w:val="en-US"/>
+              </w:rPr>
+            </w:pPr>
+            <w:r>
+              <w:rPr>
+                <w:rFonts w:ascii="Times New Roman" w:hAnsi="Times New Roman" w:cs="Times New Roman"/>
+                <w:sz w:val="24"/>
+                <w:szCs w:val="24"/>
+                <w:lang w:val="en-US"/>
+              </w:rPr>
+              <w:t>-</w:t>
+            </w:r>
+          </w:p>
+        </w:tc>
+        <w:tc>
+          <w:tcPr>
+            <w:tcW w:w="2765" w:type="dxa"/>
+          </w:tcPr>
+          <w:p>
+            <w:pPr>
+              <w:spacing w:line="300" w:lineRule="auto"/>
+              <w:jc w:val="both"/>
+              <w:rPr>
+                <w:rFonts w:ascii="Times New Roman" w:hAnsi="Times New Roman" w:cs="Times New Roman"/>
+                <w:sz w:val="24"/>
+                <w:szCs w:val="24"/>
+                <w:lang w:val="en-US"/>
+              </w:rPr>
+            </w:pPr>
+            <w:r>
+              <w:rPr>
+                <w:rFonts w:ascii="Times New Roman" w:hAnsi="Times New Roman" w:cs="Times New Roman"/>
+                <w:sz w:val="24"/>
+                <w:szCs w:val="24"/>
+                <w:lang w:val="en-US"/>
+              </w:rPr>
+              <w:t>DR</w:t>
             </w:r>
             <w:r>
               <w:rPr>
@@ -12378,131 +12576,7 @@
                 <w:szCs w:val="24"/>
                 <w:lang w:val="en-US"/>
               </w:rPr>
-              <w:t xml:space="preserve"> </w:t>
-            </w:r>
-            <w:r>
-              <w:rPr>
-                <w:rFonts w:ascii="Times New Roman" w:hAnsi="Times New Roman" w:cs="Times New Roman"/>
-                <w:sz w:val="24"/>
-                <w:szCs w:val="24"/>
-                <w:lang w:val="en-US"/>
-              </w:rPr>
-              <w:t>DR</w:t>
-            </w:r>
-          </w:p>
-          <w:p>
-            <w:pPr>
-              <w:spacing w:line="300" w:lineRule="auto"/>
-              <w:jc w:val="both"/>
-              <w:rPr>
-                <w:rFonts w:ascii="Times New Roman" w:hAnsi="Times New Roman" w:cs="Times New Roman"/>
-                <w:sz w:val="24"/>
-                <w:szCs w:val="24"/>
-                <w:lang w:val="en-US"/>
-              </w:rPr>
-            </w:pPr>
-            <w:r>
-              <w:rPr>
-                <w:rFonts w:ascii="Times New Roman" w:hAnsi="Times New Roman" w:cs="Times New Roman"/>
-                <w:sz w:val="24"/>
-                <w:szCs w:val="24"/>
-                <w:lang w:val="en-US"/>
-              </w:rPr>
-              <w:t xml:space="preserve">  </w:t>
-            </w:r>
-            <w:r>
-              <w:rPr>
-                <w:rFonts w:ascii="Times New Roman" w:hAnsi="Times New Roman" w:cs="Times New Roman"/>
-                <w:sz w:val="24"/>
-                <w:szCs w:val="24"/>
-                <w:lang w:val="en-US"/>
-              </w:rPr>
-              <w:t xml:space="preserve"> </w:t>
-            </w:r>
-          </w:p>
-          <w:p>
-            <w:pPr>
-              <w:spacing w:line="300" w:lineRule="auto"/>
-              <w:jc w:val="both"/>
-              <w:rPr>
-                <w:rFonts w:ascii="Times New Roman" w:hAnsi="Times New Roman" w:cs="Times New Roman"/>
-                <w:sz w:val="24"/>
-                <w:szCs w:val="24"/>
-                <w:lang w:val="en-US"/>
-              </w:rPr>
-            </w:pPr>
-          </w:p>
-        </w:tc>
-        <w:tc>
-          <w:tcPr>
-            <w:tcW w:w="1869" w:type="dxa"/>
-          </w:tcPr>
-          <w:p>
-            <w:pPr>
-              <w:spacing w:line="300" w:lineRule="auto"/>
-              <w:jc w:val="both"/>
-              <w:rPr>
-                <w:rFonts w:ascii="Times New Roman" w:hAnsi="Times New Roman" w:cs="Times New Roman"/>
-                <w:sz w:val="24"/>
-                <w:szCs w:val="24"/>
-                <w:lang w:val="en-US"/>
-              </w:rPr>
-            </w:pPr>
-            <w:r>
-              <w:rPr>
-                <w:rFonts w:ascii="Times New Roman" w:hAnsi="Times New Roman" w:cs="Times New Roman"/>
-                <w:sz w:val="24"/>
-                <w:szCs w:val="24"/>
-                <w:lang w:val="en-US"/>
-              </w:rPr>
-              <w:t>DR-&gt;AR</w:t>
-            </w:r>
-          </w:p>
-          <w:p>
-            <w:pPr>
-              <w:spacing w:line="300" w:lineRule="auto"/>
-              <w:jc w:val="both"/>
-              <w:rPr>
-                <w:rFonts w:ascii="Times New Roman" w:hAnsi="Times New Roman" w:cs="Times New Roman"/>
-                <w:sz w:val="24"/>
-                <w:szCs w:val="24"/>
-                <w:lang w:val="en-US"/>
-              </w:rPr>
-            </w:pPr>
-            <w:r>
-              <w:rPr>
-                <w:rFonts w:ascii="Times New Roman" w:hAnsi="Times New Roman" w:cs="Times New Roman"/>
-                <w:sz w:val="24"/>
-                <w:szCs w:val="24"/>
-                <w:lang w:val="en-US"/>
-              </w:rPr>
-              <w:t>MEM(AR)-&gt;DR</w:t>
-            </w:r>
-          </w:p>
-        </w:tc>
-        <w:tc>
-          <w:tcPr>
-            <w:tcW w:w="1869" w:type="dxa"/>
-          </w:tcPr>
-          <w:p>
-            <w:pPr>
-              <w:spacing w:line="300" w:lineRule="auto"/>
-              <w:jc w:val="both"/>
-              <w:rPr>
-                <w:rFonts w:ascii="Times New Roman" w:hAnsi="Times New Roman" w:cs="Times New Roman"/>
-                <w:sz w:val="24"/>
-                <w:szCs w:val="24"/>
-                <w:lang w:val="en-US"/>
-              </w:rPr>
-            </w:pPr>
-            <w:r>
-              <w:rPr>
-                <w:rFonts w:ascii="Times New Roman" w:hAnsi="Times New Roman" w:cs="Times New Roman"/>
-                <w:sz w:val="24"/>
-                <w:szCs w:val="24"/>
-                <w:lang w:val="en-US"/>
-              </w:rPr>
-              <w:t>DR-&gt;IP</w:t>
+              <w:t>IP</w:t>
             </w:r>
           </w:p>
         </w:tc>
@@ -12510,7 +12584,7 @@
       <w:tr>
         <w:tc>
           <w:tcPr>
-            <w:tcW w:w="846" w:type="dxa"/>
+            <w:tcW w:w="763" w:type="dxa"/>
           </w:tcPr>
           <w:p>
             <w:pPr>
@@ -12536,7 +12610,7 @@
         </w:tc>
         <w:tc>
           <w:tcPr>
-            <w:tcW w:w="2268" w:type="dxa"/>
+            <w:tcW w:w="2067" w:type="dxa"/>
           </w:tcPr>
           <w:p>
             <w:pPr>
@@ -12636,83 +12710,108 @@
         </w:tc>
         <w:tc>
           <w:tcPr>
-            <w:tcW w:w="2492" w:type="dxa"/>
-          </w:tcPr>
-          <w:p>
-            <w:pPr>
-              <w:spacing w:line="300" w:lineRule="auto"/>
-              <w:jc w:val="both"/>
-              <w:rPr>
-                <w:rFonts w:ascii="Times New Roman" w:hAnsi="Times New Roman" w:cs="Times New Roman"/>
-                <w:sz w:val="24"/>
-                <w:szCs w:val="24"/>
-                <w:lang w:val="en-US"/>
-              </w:rPr>
-            </w:pPr>
-            <w:r>
-              <w:rPr>
-                <w:rFonts w:ascii="Times New Roman" w:hAnsi="Times New Roman" w:cs="Times New Roman"/>
-                <w:sz w:val="24"/>
-                <w:szCs w:val="24"/>
-                <w:lang w:val="en-US"/>
-              </w:rPr>
-              <w:t xml:space="preserve">DR-&gt;AR </w:t>
-            </w:r>
-          </w:p>
-          <w:p>
-            <w:pPr>
-              <w:spacing w:line="300" w:lineRule="auto"/>
-              <w:jc w:val="both"/>
-              <w:rPr>
-                <w:rFonts w:ascii="Times New Roman" w:hAnsi="Times New Roman" w:cs="Times New Roman"/>
-                <w:sz w:val="24"/>
-                <w:szCs w:val="24"/>
-                <w:lang w:val="en-US"/>
-              </w:rPr>
-            </w:pPr>
-            <w:r>
-              <w:rPr>
-                <w:rFonts w:ascii="Times New Roman" w:hAnsi="Times New Roman" w:cs="Times New Roman"/>
-                <w:sz w:val="24"/>
-                <w:szCs w:val="24"/>
-                <w:lang w:val="en-US"/>
-              </w:rPr>
-              <w:t>MEM(AR) -&gt; DR</w:t>
-            </w:r>
-          </w:p>
-        </w:tc>
-        <w:tc>
-          <w:tcPr>
-            <w:tcW w:w="1869" w:type="dxa"/>
-          </w:tcPr>
-          <w:p>
-            <w:pPr>
-              <w:spacing w:line="300" w:lineRule="auto"/>
-              <w:jc w:val="both"/>
-              <w:rPr>
-                <w:rFonts w:ascii="Times New Roman" w:hAnsi="Times New Roman" w:cs="Times New Roman"/>
-                <w:sz w:val="24"/>
-                <w:szCs w:val="24"/>
-                <w:lang w:val="en-US"/>
-              </w:rPr>
-            </w:pPr>
-          </w:p>
-        </w:tc>
-        <w:tc>
-          <w:tcPr>
-            <w:tcW w:w="1869" w:type="dxa"/>
-          </w:tcPr>
-          <w:p>
-            <w:pPr>
-              <w:spacing w:line="300" w:lineRule="auto"/>
-              <w:jc w:val="both"/>
-              <w:rPr>
-                <w:rFonts w:ascii="Times New Roman" w:hAnsi="Times New Roman" w:cs="Times New Roman"/>
-                <w:sz w:val="24"/>
-                <w:szCs w:val="24"/>
-                <w:lang w:val="en-US"/>
-              </w:rPr>
-            </w:pPr>
+            <w:tcW w:w="2468" w:type="dxa"/>
+          </w:tcPr>
+          <w:p>
+            <w:pPr>
+              <w:spacing w:line="300" w:lineRule="auto"/>
+              <w:jc w:val="both"/>
+              <w:rPr>
+                <w:rFonts w:ascii="Times New Roman" w:hAnsi="Times New Roman" w:cs="Times New Roman"/>
+                <w:sz w:val="24"/>
+                <w:szCs w:val="24"/>
+                <w:lang w:val="en-US"/>
+              </w:rPr>
+            </w:pPr>
+            <w:r>
+              <w:rPr>
+                <w:rFonts w:ascii="Times New Roman" w:hAnsi="Times New Roman" w:cs="Times New Roman"/>
+                <w:sz w:val="24"/>
+                <w:szCs w:val="24"/>
+                <w:lang w:val="en-US"/>
+              </w:rPr>
+              <w:t>-</w:t>
+            </w:r>
+          </w:p>
+        </w:tc>
+        <w:tc>
+          <w:tcPr>
+            <w:tcW w:w="1860" w:type="dxa"/>
+          </w:tcPr>
+          <w:p>
+            <w:pPr>
+              <w:spacing w:line="300" w:lineRule="auto"/>
+              <w:jc w:val="both"/>
+              <w:rPr>
+                <w:rFonts w:ascii="Times New Roman" w:hAnsi="Times New Roman" w:cs="Times New Roman"/>
+                <w:sz w:val="24"/>
+                <w:szCs w:val="24"/>
+                <w:lang w:val="en-US"/>
+              </w:rPr>
+            </w:pPr>
+            <w:r>
+              <w:rPr>
+                <w:b/>
+                <w:bCs/>
+                <w:lang w:val="en-US"/>
+              </w:rPr>
+              <w:t>-</w:t>
+            </w:r>
+          </w:p>
+        </w:tc>
+        <w:tc>
+          <w:tcPr>
+            <w:tcW w:w="2765" w:type="dxa"/>
+          </w:tcPr>
+          <w:p>
+            <w:pPr>
+              <w:spacing w:line="300" w:lineRule="auto"/>
+              <w:jc w:val="both"/>
+              <w:rPr>
+                <w:rFonts w:ascii="Times New Roman" w:hAnsi="Times New Roman" w:cs="Times New Roman"/>
+                <w:sz w:val="24"/>
+                <w:szCs w:val="24"/>
+              </w:rPr>
+            </w:pPr>
+            <w:r>
+              <w:rPr>
+                <w:rFonts w:ascii="Times New Roman" w:hAnsi="Times New Roman" w:cs="Times New Roman"/>
+                <w:sz w:val="24"/>
+                <w:szCs w:val="24"/>
+                <w:lang w:val="en-US"/>
+              </w:rPr>
+              <w:t xml:space="preserve">IF </w:t>
+            </w:r>
+            <w:r>
+              <w:rPr>
+                <w:rFonts w:ascii="Times New Roman" w:hAnsi="Times New Roman" w:cs="Times New Roman"/>
+                <w:sz w:val="24"/>
+                <w:szCs w:val="24"/>
+                <w:lang w:val="en-US"/>
+              </w:rPr>
+              <w:t>Z==1</w:t>
+            </w:r>
+          </w:p>
+          <w:p>
+            <w:pPr>
+              <w:spacing w:line="300" w:lineRule="auto"/>
+              <w:jc w:val="both"/>
+              <w:rPr>
+                <w:rFonts w:ascii="Times New Roman" w:hAnsi="Times New Roman" w:cs="Times New Roman"/>
+                <w:sz w:val="24"/>
+                <w:szCs w:val="24"/>
+                <w:lang w:val="en-US"/>
+              </w:rPr>
+            </w:pPr>
+            <w:r>
+              <w:rPr>
+                <w:rFonts w:ascii="Times New Roman" w:hAnsi="Times New Roman" w:cs="Times New Roman"/>
+                <w:sz w:val="24"/>
+                <w:szCs w:val="24"/>
+                <w:lang w:val="en-US"/>
+              </w:rPr>
+              <w:t>IP+D+1-&gt;IP</w:t>
+            </w:r>
           </w:p>
         </w:tc>
       </w:tr>
